--- a/개발계획_디버깅가시화_260826.docx
+++ b/개발계획_디버깅가시화_260826.docx
@@ -23,7 +23,7 @@
         <w:t xml:space="preserve">작성</w:t>
       </w:r>
       <w:r>
-        <w:t xml:space="preserve">: 2026-08-26 · 김현우 · v0.2 초안</w:t>
+        <w:t xml:space="preserve">: 2026-08-26 · 김현우 · v0.3 초안</w:t>
       </w:r>
       <w:r>
         <w:br/>
@@ -49,6 +49,31 @@
       </w:r>
       <w:r>
         <w:t xml:space="preserve">분리(§5-1), HCI 선행 착수 사유 명시(§8), 기술 스택 판단을 확인 안건에 추가(§12), 예상 구현 화면 5종 추가(부록 A)</w:t>
+      </w:r>
+      <w:r>
+        <w:br/>
+      </w:r>
+      <w:r>
+        <w:rPr>
+          <w:bCs/>
+          <w:b/>
+        </w:rPr>
+        <w:t xml:space="preserve">변경(v0.3)</w:t>
+      </w:r>
+      <w:r>
+        <w:t xml:space="preserve">: 화면 검토 의견 반영 — 임무 정지·재시작·중단과 임무 이력을 전 화면 공통 요소로 추가,</w:t>
+      </w:r>
+      <w:r>
+        <w:br/>
+      </w:r>
+      <w:r>
+        <w:t xml:space="preserve">마일스톤 화면에 발화 처리 진행 막대·하드웨어 드래그 배정·하드웨어 상태·목록 스크롤 추가,</w:t>
+      </w:r>
+      <w:r>
+        <w:br/>
+      </w:r>
+      <w:r>
+        <w:t xml:space="preserve">노드와 액션 아이템 팝업에 배정 로봇 상태 조회 추가, VZ-D-04를 3분할에서 단일 그래프 리플레이로 전환</w:t>
       </w:r>
       <w:r>
         <w:br/>
@@ -9886,7 +9911,7 @@
       </w:r>
     </w:p>
     <w:bookmarkEnd w:id="55"/>
-    <w:bookmarkStart w:id="76" w:name="부록-a.-예상-구현-화면"/>
+    <w:bookmarkStart w:id="78" w:name="부록-a.-예상-구현-화면"/>
     <w:p>
       <w:pPr>
         <w:pStyle w:val="Heading1"/>
@@ -9984,7 +10009,40 @@
         <w:t xml:space="preserve"> </w:t>
       </w:r>
       <w:r>
-        <w:t xml:space="preserve">속도·거리 등 수치는 임의값이다.</w:t>
+        <w:t xml:space="preserve">속도·거리·IP 등 수치는 임의값이다.</w:t>
+      </w:r>
+    </w:p>
+    <w:p>
+      <w:pPr>
+        <w:pStyle w:val="BodyText"/>
+      </w:pPr>
+      <w:r>
+        <w:rPr>
+          <w:bCs/>
+          <w:b/>
+        </w:rPr>
+        <w:t xml:space="preserve">다섯 화면은 하나의 임무(</w:t>
+      </w:r>
+      <w:r>
+        <w:rPr>
+          <w:rStyle w:val="VerbatimChar"/>
+          <w:bCs/>
+          <w:b/>
+        </w:rPr>
+        <w:t xml:space="preserve">MSN-260826-01</w:t>
+      </w:r>
+      <w:r>
+        <w:rPr>
+          <w:bCs/>
+          <w:b/>
+        </w:rPr>
+        <w:t xml:space="preserve">)를 서로 다른 시점에서 본 것이다.</w:t>
+      </w:r>
+      <w:r>
+        <w:t xml:space="preserve"> </w:t>
+      </w:r>
+      <w:r>
+        <w:t xml:space="preserve">시각이 서로 맞도록 맞춰 두었다.</w:t>
       </w:r>
     </w:p>
     <w:tbl>
@@ -10023,7 +10081,7 @@
               <w:jc w:val="left"/>
             </w:pPr>
             <w:r>
-              <w:t xml:space="preserve">파일</w:t>
+              <w:t xml:space="preserve">시점</w:t>
             </w:r>
           </w:p>
         </w:tc>
@@ -10061,22 +10119,19 @@
               <w:jc w:val="left"/>
             </w:pPr>
             <w:r>
-              <w:rPr>
-                <w:rStyle w:val="VerbatimChar"/>
-              </w:rPr>
-              <w:t xml:space="preserve">reports/assets/2026-08-26_예상구현_VZ-D-01_마일스톤화면.png</w:t>
-            </w:r>
-          </w:p>
-        </w:tc>
-        <w:tc>
-          <w:tcPr/>
-          <w:p>
-            <w:pPr>
-              <w:pStyle w:val="Compact"/>
-              <w:jc w:val="left"/>
-            </w:pPr>
-            <w:r>
-              <w:t xml:space="preserve">§4-1 · §4-4 · 회의록 §4-3</w:t>
+              <w:t xml:space="preserve">임무 경과 02:28</w:t>
+            </w:r>
+          </w:p>
+        </w:tc>
+        <w:tc>
+          <w:tcPr/>
+          <w:p>
+            <w:pPr>
+              <w:pStyle w:val="Compact"/>
+              <w:jc w:val="left"/>
+            </w:pPr>
+            <w:r>
+              <w:t xml:space="preserve">§4-1 · §4-2 · §4-4 · 회의록 §4-3</w:t>
             </w:r>
           </w:p>
         </w:tc>
@@ -10102,10 +10157,7 @@
               <w:jc w:val="left"/>
             </w:pPr>
             <w:r>
-              <w:rPr>
-                <w:rStyle w:val="VerbatimChar"/>
-              </w:rPr>
-              <w:t xml:space="preserve">reports/assets/2026-08-26_예상구현_VZ-D-02_서브태스크_노드그래프.png</w:t>
+              <w:t xml:space="preserve">MS-C T+00:12</w:t>
             </w:r>
           </w:p>
         </w:tc>
@@ -10143,10 +10195,7 @@
               <w:jc w:val="left"/>
             </w:pPr>
             <w:r>
-              <w:rPr>
-                <w:rStyle w:val="VerbatimChar"/>
-              </w:rPr>
-              <w:t xml:space="preserve">reports/assets/2026-08-26_예상구현_VZ-D-03_액션아이템_팝업_Go1.png</w:t>
+              <w:t xml:space="preserve">MS-C T+00:14</w:t>
             </w:r>
           </w:p>
         </w:tc>
@@ -10172,34 +10221,41 @@
               <w:jc w:val="left"/>
             </w:pPr>
             <w:r>
-              <w:t xml:space="preserve">A-4 진행 상태 색상 전이</w:t>
-            </w:r>
-          </w:p>
-        </w:tc>
-        <w:tc>
-          <w:tcPr/>
-          <w:p>
-            <w:pPr>
-              <w:pStyle w:val="Compact"/>
-              <w:jc w:val="left"/>
-            </w:pPr>
-            <w:r>
-              <w:rPr>
-                <w:rStyle w:val="VerbatimChar"/>
-              </w:rPr>
-              <w:t xml:space="preserve">reports/assets/2026-08-26_예상구현_VZ-D-04_진행상태_색상전이.png</w:t>
-            </w:r>
-          </w:p>
-        </w:tc>
-        <w:tc>
-          <w:tcPr/>
-          <w:p>
-            <w:pPr>
-              <w:pStyle w:val="Compact"/>
-              <w:jc w:val="left"/>
-            </w:pPr>
-            <w:r>
-              <w:t xml:space="preserve">§4-6 8상태</w:t>
+              <w:t xml:space="preserve">A-4 시간 슬라이더 리플레이</w:t>
+            </w:r>
+          </w:p>
+        </w:tc>
+        <w:tc>
+          <w:tcPr/>
+          <w:p>
+            <w:pPr>
+              <w:pStyle w:val="Compact"/>
+              <w:jc w:val="left"/>
+            </w:pPr>
+            <w:r>
+              <w:t xml:space="preserve">MS-C T+00:41 되감기</w:t>
+            </w:r>
+          </w:p>
+        </w:tc>
+        <w:tc>
+          <w:tcPr/>
+          <w:p>
+            <w:pPr>
+              <w:pStyle w:val="Compact"/>
+              <w:jc w:val="left"/>
+            </w:pPr>
+            <w:r>
+              <w:t xml:space="preserve">§4-6 8상태 · A-2와</w:t>
+            </w:r>
+            <w:r>
+              <w:t xml:space="preserve"> </w:t>
+            </w:r>
+            <w:r>
+              <w:rPr>
+                <w:bCs/>
+                <w:b/>
+              </w:rPr>
+              <w:t xml:space="preserve">같은 화면</w:t>
             </w:r>
           </w:p>
         </w:tc>
@@ -10225,10 +10281,7 @@
               <w:jc w:val="left"/>
             </w:pPr>
             <w:r>
-              <w:rPr>
-                <w:rStyle w:val="VerbatimChar"/>
-              </w:rPr>
-              <w:t xml:space="preserve">reports/assets/2026-08-26_예상구현_VZ-D-05_실패태스크_수정재실행.png</w:t>
+              <w:t xml:space="preserve">MS-C T+01:35</w:t>
             </w:r>
           </w:p>
         </w:tc>
@@ -10246,7 +10299,144 @@
         </w:tc>
       </w:tr>
     </w:tbl>
-    <w:bookmarkStart w:id="59" w:name="a-1.-마일스톤-화면-임무-진입점"/>
+    <w:bookmarkStart w:id="56" w:name="a-0.-전-화면-공통-임무-제어와-이력"/>
+    <w:p>
+      <w:pPr>
+        <w:pStyle w:val="Heading2"/>
+      </w:pPr>
+      <w:r>
+        <w:t xml:space="preserve">A-0. 전 화면 공통 — 임무 제어와 이력</w:t>
+      </w:r>
+    </w:p>
+    <w:p>
+      <w:pPr>
+        <w:pStyle w:val="FirstParagraph"/>
+      </w:pPr>
+      <w:r>
+        <w:t xml:space="preserve">모든 화면 상단에</w:t>
+      </w:r>
+      <w:r>
+        <w:t xml:space="preserve"> </w:t>
+      </w:r>
+      <w:r>
+        <w:rPr>
+          <w:bCs/>
+          <w:b/>
+        </w:rPr>
+        <w:t xml:space="preserve">정지 · 재시작 · 중단</w:t>
+      </w:r>
+      <w:r>
+        <w:t xml:space="preserve">과</w:t>
+      </w:r>
+      <w:r>
+        <w:t xml:space="preserve"> </w:t>
+      </w:r>
+      <w:r>
+        <w:rPr>
+          <w:bCs/>
+          <w:b/>
+        </w:rPr>
+        <w:t xml:space="preserve">임무 이력</w:t>
+      </w:r>
+      <w:r>
+        <w:t xml:space="preserve">이 있다.</w:t>
+      </w:r>
+    </w:p>
+    <w:p>
+      <w:pPr>
+        <w:numPr>
+          <w:ilvl w:val="0"/>
+          <w:numId w:val="1011"/>
+        </w:numPr>
+        <w:pStyle w:val="Compact"/>
+      </w:pPr>
+      <w:r>
+        <w:rPr>
+          <w:bCs/>
+          <w:b/>
+        </w:rPr>
+        <w:t xml:space="preserve">정지</w:t>
+      </w:r>
+      <w:r>
+        <w:t xml:space="preserve">는 하달 중인 액션 아이템까지만 끝내고 멈춘다. 액션 아이템 중간에 끊으면 로봇이 어중간한 자세로</w:t>
+      </w:r>
+      <w:r>
+        <w:t xml:space="preserve"> </w:t>
+      </w:r>
+      <w:r>
+        <w:t xml:space="preserve">남고, 그 상태는 트레이스로 설명되지 않는다.</w:t>
+      </w:r>
+      <w:r>
+        <w:t xml:space="preserve"> </w:t>
+      </w:r>
+      <w:r>
+        <w:rPr>
+          <w:bCs/>
+          <w:b/>
+        </w:rPr>
+        <w:t xml:space="preserve">재시작</w:t>
+      </w:r>
+      <w:r>
+        <w:t xml:space="preserve">은 멈춘 지점의 태스크부터 이어서 실행한다.</w:t>
+      </w:r>
+    </w:p>
+    <w:p>
+      <w:pPr>
+        <w:numPr>
+          <w:ilvl w:val="0"/>
+          <w:numId w:val="1011"/>
+        </w:numPr>
+        <w:pStyle w:val="Compact"/>
+      </w:pPr>
+      <w:r>
+        <w:t xml:space="preserve">세 조작 모두</w:t>
+      </w:r>
+      <w:r>
+        <w:t xml:space="preserve"> </w:t>
+      </w:r>
+      <w:r>
+        <w:rPr>
+          <w:rStyle w:val="VerbatimChar"/>
+        </w:rPr>
+        <w:t xml:space="preserve">TraceEvent(produced_by=human)</w:t>
+      </w:r>
+      <w:r>
+        <w:t xml:space="preserve">으로 남는다. 사람이 끼어든 지점이 로그에 없으면</w:t>
+      </w:r>
+      <w:r>
+        <w:t xml:space="preserve"> </w:t>
+      </w:r>
+      <w:r>
+        <w:t xml:space="preserve">포스트모템이 거짓말을 하게 된다(§4-5).</w:t>
+      </w:r>
+    </w:p>
+    <w:p>
+      <w:pPr>
+        <w:numPr>
+          <w:ilvl w:val="0"/>
+          <w:numId w:val="1011"/>
+        </w:numPr>
+        <w:pStyle w:val="Compact"/>
+      </w:pPr>
+      <w:r>
+        <w:rPr>
+          <w:bCs/>
+          <w:b/>
+        </w:rPr>
+        <w:t xml:space="preserve">임무 이력</w:t>
+      </w:r>
+      <w:r>
+        <w:t xml:space="preserve">에서 지난 임무를 골라 A-4로 리플레이한다. 리플레이 중에는 제어가 잠긴다 —</w:t>
+      </w:r>
+      <w:r>
+        <w:t xml:space="preserve"> </w:t>
+      </w:r>
+      <w:r>
+        <w:t xml:space="preserve">저장된 트레이스를 읽을 뿐 로봇으로 나가는 명령이 없기 때문이다.</w:t>
+      </w:r>
+    </w:p>
+    <w:bookmarkEnd w:id="56"/>
+    <w:bookmarkStart w:id="60" w:name="a-1.-마일스톤-화면-임무-진입점"/>
     <w:p>
       <w:pPr>
         <w:pStyle w:val="Heading2"/>
@@ -10262,20 +10452,20 @@
       <w:r>
         <w:drawing>
           <wp:inline>
-            <wp:extent cx="6261100" cy="2567051"/>
+            <wp:extent cx="6261100" cy="3420125"/>
             <wp:effectExtent b="0" l="0" r="0" t="0"/>
-            <wp:docPr descr="마일스톤 화면" title="" id="57" name="Picture"/>
+            <wp:docPr descr="마일스톤 화면" title="" id="58" name="Picture"/>
             <a:graphic>
               <a:graphicData uri="http://schemas.openxmlformats.org/drawingml/2006/picture">
                 <pic:pic>
                   <pic:nvPicPr>
-                    <pic:cNvPr descr="reports/assets/2026-08-26_예상구현_VZ-D-01_마일스톤화면.png" id="58" name="Picture"/>
+                    <pic:cNvPr descr="reports/assets/2026-08-26_예상구현_VZ-D-01_마일스톤화면.png" id="59" name="Picture"/>
                     <pic:cNvPicPr>
                       <a:picLocks noChangeArrowheads="1" noChangeAspect="1"/>
                     </pic:cNvPicPr>
                   </pic:nvPicPr>
                   <pic:blipFill>
-                    <a:blip r:embed="rId56"/>
+                    <a:blip r:embed="rId57"/>
                     <a:stretch>
                       <a:fillRect/>
                     </a:stretch>
@@ -10283,7 +10473,7 @@
                   <pic:spPr bwMode="auto">
                     <a:xfrm>
                       <a:off x="0" y="0"/>
-                      <a:ext cx="6261100" cy="2567051"/>
+                      <a:ext cx="6261100" cy="3420125"/>
                     </a:xfrm>
                     <a:prstGeom prst="rect">
                       <a:avLst/>
@@ -10312,33 +10502,191 @@
     </w:p>
     <w:p>
       <w:pPr>
-        <w:pStyle w:val="BodyText"/>
-      </w:pPr>
-      <w:r>
-        <w:t xml:space="preserve">발화에서 생성된 마일스톤 4건을 최상위 계층으로 늘어놓는다. 왼쪽 발화 카드가 §4-4의 입구이고,</w:t>
-      </w:r>
-      <w:r>
-        <w:t xml:space="preserve"> </w:t>
-      </w:r>
-      <w:r>
-        <w:t xml:space="preserve">마일스톤 계층에는</w:t>
-      </w:r>
-      <w:r>
-        <w:t xml:space="preserve"> </w:t>
-      </w:r>
-      <w:r>
-        <w:rPr>
-          <w:bCs/>
-          <w:b/>
-        </w:rPr>
-        <w:t xml:space="preserve">하드웨어 어휘가 한 개도 등장하지 않는다</w:t>
-      </w:r>
-      <w:r>
-        <w:t xml:space="preserve">(§4-2). 클릭하면 A-2로 전개된다.</w:t>
-      </w:r>
-    </w:p>
-    <w:bookmarkEnd w:id="59"/>
-    <w:bookmarkStart w:id="63" w:name="a-2.-sub-task-화면-노드-그래프"/>
+        <w:numPr>
+          <w:ilvl w:val="0"/>
+          <w:numId w:val="1012"/>
+        </w:numPr>
+        <w:pStyle w:val="Compact"/>
+      </w:pPr>
+      <w:r>
+        <w:rPr>
+          <w:bCs/>
+          <w:b/>
+        </w:rPr>
+        <w:t xml:space="preserve">상단 발화 처리 진행 막대</w:t>
+      </w:r>
+      <w:r>
+        <w:t xml:space="preserve"> </w:t>
+      </w:r>
+      <w:r>
+        <w:t xml:space="preserve">— 음성 수신 → STT 변환 → 의도 분석 → 마일스톤 분리 → 태스크 생성.</w:t>
+      </w:r>
+      <w:r>
+        <w:t xml:space="preserve"> </w:t>
+      </w:r>
+      <w:r>
+        <w:t xml:space="preserve">지금은 마일스톤 분리가 끝나고 태스크 생성이 5/7 진행 중이라, 목록의 MS-F·MS-G가</w:t>
+      </w:r>
+      <w:r>
+        <w:t xml:space="preserve"> </w:t>
+      </w:r>
+      <w:r>
+        <w:t xml:space="preserve">“</w:t>
+      </w:r>
+      <w:r>
+        <w:t xml:space="preserve">생성 중</w:t>
+      </w:r>
+      <w:r>
+        <w:t xml:space="preserve">”</w:t>
+      </w:r>
+      <w:r>
+        <w:t xml:space="preserve">으로 뜬다.</w:t>
+      </w:r>
+      <w:r>
+        <w:t xml:space="preserve"> </w:t>
+      </w:r>
+      <w:r>
+        <w:t xml:space="preserve">발화가 어디까지 처리됐는지가 §4-4의 관측 대상이다.</w:t>
+      </w:r>
+    </w:p>
+    <w:p>
+      <w:pPr>
+        <w:numPr>
+          <w:ilvl w:val="0"/>
+          <w:numId w:val="1012"/>
+        </w:numPr>
+        <w:pStyle w:val="Compact"/>
+      </w:pPr>
+      <w:r>
+        <w:rPr>
+          <w:bCs/>
+          <w:b/>
+        </w:rPr>
+        <w:t xml:space="preserve">하드웨어 드래그 배정</w:t>
+      </w:r>
+      <w:r>
+        <w:t xml:space="preserve"> </w:t>
+      </w:r>
+      <w:r>
+        <w:t xml:space="preserve">— 오른쪽 레지스트리에서 마일스톤 행으로 끌어다 놓으면 그 마일스톤의 전체</w:t>
+      </w:r>
+      <w:r>
+        <w:t xml:space="preserve"> </w:t>
+      </w:r>
+      <w:r>
+        <w:t xml:space="preserve">태스크에 대상이 배정되고, 그 결과가 액션 아이템의</w:t>
+      </w:r>
+      <w:r>
+        <w:t xml:space="preserve"> </w:t>
+      </w:r>
+      <w:r>
+        <w:rPr>
+          <w:rStyle w:val="VerbatimChar"/>
+        </w:rPr>
+        <w:t xml:space="preserve">adapter</w:t>
+      </w:r>
+      <w:r>
+        <w:t xml:space="preserve">·</w:t>
+      </w:r>
+      <w:r>
+        <w:rPr>
+          <w:rStyle w:val="VerbatimChar"/>
+        </w:rPr>
+        <w:t xml:space="preserve">target</w:t>
+      </w:r>
+      <w:r>
+        <w:t xml:space="preserve">이 된다. 마일스톤·태스크 계층은</w:t>
+      </w:r>
+      <w:r>
+        <w:t xml:space="preserve"> </w:t>
+      </w:r>
+      <w:r>
+        <w:t xml:space="preserve">여전히 하드웨어 어휘를 갖지 않는다(§4-2) —</w:t>
+      </w:r>
+      <w:r>
+        <w:t xml:space="preserve"> </w:t>
+      </w:r>
+      <w:r>
+        <w:rPr>
+          <w:bCs/>
+          <w:b/>
+        </w:rPr>
+        <w:t xml:space="preserve">배정만이 어댑터 프로파일을 고른다.</w:t>
+      </w:r>
+      <w:r>
+        <w:t xml:space="preserve"> </w:t>
+      </w:r>
+      <w:r>
+        <w:t xml:space="preserve">같은 마일스톤을 Go1에 주든 AMR에 주든 상위 정의는 그대로다.</w:t>
+      </w:r>
+    </w:p>
+    <w:p>
+      <w:pPr>
+        <w:numPr>
+          <w:ilvl w:val="0"/>
+          <w:numId w:val="1012"/>
+        </w:numPr>
+        <w:pStyle w:val="Compact"/>
+      </w:pPr>
+      <w:r>
+        <w:rPr>
+          <w:bCs/>
+          <w:b/>
+        </w:rPr>
+        <w:t xml:space="preserve">하드웨어 상태</w:t>
+      </w:r>
+      <w:r>
+        <w:t xml:space="preserve"> </w:t>
+      </w:r>
+      <w:r>
+        <w:t xml:space="preserve">— 온라인/오프라인/점검 중, 배터리, RSSI·지연, 배정 현황.</w:t>
+      </w:r>
+      <w:r>
+        <w:t xml:space="preserve"> </w:t>
+      </w:r>
+      <w:r>
+        <w:rPr>
+          <w:rStyle w:val="VerbatimChar"/>
+        </w:rPr>
+        <w:t xml:space="preserve">arm-03</w:t>
+      </w:r>
+      <w:r>
+        <w:t xml:space="preserve">이 오프라인인 것이</w:t>
+      </w:r>
+      <w:r>
+        <w:t xml:space="preserve"> </w:t>
+      </w:r>
+      <w:r>
+        <w:t xml:space="preserve">이 목록에서 먼저 보인다.</w:t>
+      </w:r>
+    </w:p>
+    <w:p>
+      <w:pPr>
+        <w:numPr>
+          <w:ilvl w:val="0"/>
+          <w:numId w:val="1012"/>
+        </w:numPr>
+        <w:pStyle w:val="Compact"/>
+      </w:pPr>
+      <w:r>
+        <w:t xml:space="preserve">마일스톤이 7건이라 목록은</w:t>
+      </w:r>
+      <w:r>
+        <w:t xml:space="preserve"> </w:t>
+      </w:r>
+      <w:r>
+        <w:rPr>
+          <w:bCs/>
+          <w:b/>
+        </w:rPr>
+        <w:t xml:space="preserve">스크롤</w:t>
+      </w:r>
+      <w:r>
+        <w:t xml:space="preserve">된다.</w:t>
+      </w:r>
+    </w:p>
+    <w:bookmarkEnd w:id="60"/>
+    <w:bookmarkStart w:id="64" w:name="a-2.-sub-task-화면-노드-그래프"/>
     <w:p>
       <w:pPr>
         <w:pStyle w:val="Heading2"/>
@@ -10354,20 +10702,20 @@
       <w:r>
         <w:drawing>
           <wp:inline>
-            <wp:extent cx="6261100" cy="2727491"/>
+            <wp:extent cx="6261100" cy="3212726"/>
             <wp:effectExtent b="0" l="0" r="0" t="0"/>
-            <wp:docPr descr="Sub-Task 노드 그래프" title="" id="61" name="Picture"/>
+            <wp:docPr descr="Sub-Task 노드 그래프" title="" id="62" name="Picture"/>
             <a:graphic>
               <a:graphicData uri="http://schemas.openxmlformats.org/drawingml/2006/picture">
                 <pic:pic>
                   <pic:nvPicPr>
-                    <pic:cNvPr descr="reports/assets/2026-08-26_예상구현_VZ-D-02_서브태스크_노드그래프.png" id="62" name="Picture"/>
+                    <pic:cNvPr descr="reports/assets/2026-08-26_예상구현_VZ-D-02_서브태스크_노드그래프.png" id="63" name="Picture"/>
                     <pic:cNvPicPr>
                       <a:picLocks noChangeArrowheads="1" noChangeAspect="1"/>
                     </pic:cNvPicPr>
                   </pic:nvPicPr>
                   <pic:blipFill>
-                    <a:blip r:embed="rId60"/>
+                    <a:blip r:embed="rId61"/>
                     <a:stretch>
                       <a:fillRect/>
                     </a:stretch>
@@ -10375,7 +10723,7 @@
                   <pic:spPr bwMode="auto">
                     <a:xfrm>
                       <a:off x="0" y="0"/>
-                      <a:ext cx="6261100" cy="2727491"/>
+                      <a:ext cx="6261100" cy="3212726"/>
                     </a:xfrm>
                     <a:prstGeom prst="rect">
                       <a:avLst/>
@@ -10431,8 +10779,129 @@
         <w:t xml:space="preserve">이며, 현재 코드의 선형 리스트로는 표현되지 않는 G3다.</w:t>
       </w:r>
     </w:p>
-    <w:bookmarkEnd w:id="63"/>
-    <w:bookmarkStart w:id="67" w:name="a-3.-액션-아이템-상세-팝업-unitree-go1"/>
+    <w:p>
+      <w:pPr>
+        <w:pStyle w:val="BodyText"/>
+      </w:pPr>
+      <w:r>
+        <w:rPr>
+          <w:bCs/>
+          <w:b/>
+        </w:rPr>
+        <w:t xml:space="preserve">노드마다 배정 하드웨어와 연결 상태가 함께 뜬다.</w:t>
+      </w:r>
+      <w:r>
+        <w:t xml:space="preserve"> </w:t>
+      </w:r>
+      <w:r>
+        <w:t xml:space="preserve">T+00:12 시점에 T-32·T-36이 쓸</w:t>
+      </w:r>
+      <w:r>
+        <w:t xml:space="preserve"> </w:t>
+      </w:r>
+      <w:r>
+        <w:rPr>
+          <w:rStyle w:val="VerbatimChar"/>
+        </w:rPr>
+        <w:t xml:space="preserve">arm-03</w:t>
+      </w:r>
+      <w:r>
+        <w:t xml:space="preserve">이 이미</w:t>
+      </w:r>
+      <w:r>
+        <w:t xml:space="preserve"> </w:t>
+      </w:r>
+      <w:r>
+        <w:t xml:space="preserve">오프라인이다. 두 태스크 모두 아직 대기 상태라 실패하지 않았지만</w:t>
+      </w:r>
+      <w:r>
+        <w:t xml:space="preserve"> </w:t>
+      </w:r>
+      <w:r>
+        <w:rPr>
+          <w:bCs/>
+          <w:b/>
+        </w:rPr>
+        <w:t xml:space="preserve">이대로 두면 실패한다는 것이 지금</w:t>
+      </w:r>
+      <w:r>
+        <w:rPr>
+          <w:bCs/>
+          <w:b/>
+        </w:rPr>
+        <w:t xml:space="preserve"> </w:t>
+      </w:r>
+      <w:r>
+        <w:rPr>
+          <w:bCs/>
+          <w:b/>
+        </w:rPr>
+        <w:t xml:space="preserve">화면에서 보인다</w:t>
+      </w:r>
+      <w:r>
+        <w:t xml:space="preserve"> </w:t>
+      </w:r>
+      <w:r>
+        <w:t xml:space="preserve">— 이 도구가 사후 추적만이 아니라</w:t>
+      </w:r>
+      <w:r>
+        <w:t xml:space="preserve"> </w:t>
+      </w:r>
+      <w:r>
+        <w:rPr>
+          <w:bCs/>
+          <w:b/>
+        </w:rPr>
+        <w:t xml:space="preserve">사전 관측</w:t>
+      </w:r>
+      <w:r>
+        <w:t xml:space="preserve">으로도 쓰이는 지점이고, 논문에서</w:t>
+      </w:r>
+      <w:r>
+        <w:t xml:space="preserve"> </w:t>
+      </w:r>
+      <w:r>
+        <w:t xml:space="preserve">“</w:t>
+      </w:r>
+      <w:r>
+        <w:t xml:space="preserve">설명 가능한 개발 환경</w:t>
+      </w:r>
+      <w:r>
+        <w:t xml:space="preserve">”</w:t>
+      </w:r>
+      <w:r>
+        <w:t xml:space="preserve">을 주장할 때 실패 이후로만 한정되지 않는다는 근거가 된다.</w:t>
+      </w:r>
+    </w:p>
+    <w:p>
+      <w:pPr>
+        <w:pStyle w:val="BodyText"/>
+      </w:pPr>
+      <w:r>
+        <w:t xml:space="preserve">노드에 뜨는 기종명은</w:t>
+      </w:r>
+      <w:r>
+        <w:t xml:space="preserve"> </w:t>
+      </w:r>
+      <w:r>
+        <w:rPr>
+          <w:bCs/>
+          <w:b/>
+        </w:rPr>
+        <w:t xml:space="preserve">배정 결과의 표시</w:t>
+      </w:r>
+      <w:r>
+        <w:t xml:space="preserve">이지 태스크 정의의 일부가 아니다. 배정을 바꾸면 같은 그래프가</w:t>
+      </w:r>
+      <w:r>
+        <w:t xml:space="preserve"> </w:t>
+      </w:r>
+      <w:r>
+        <w:t xml:space="preserve">다른 기종에서 돈다(§5-5).</w:t>
+      </w:r>
+    </w:p>
+    <w:bookmarkEnd w:id="64"/>
+    <w:bookmarkStart w:id="68" w:name="a-3.-액션-아이템-상세-팝업-unitree-go1"/>
     <w:p>
       <w:pPr>
         <w:pStyle w:val="Heading2"/>
@@ -10448,20 +10917,20 @@
       <w:r>
         <w:drawing>
           <wp:inline>
-            <wp:extent cx="6261100" cy="4147978"/>
+            <wp:extent cx="6261100" cy="4821047"/>
             <wp:effectExtent b="0" l="0" r="0" t="0"/>
-            <wp:docPr descr="액션 아이템 팝업" title="" id="65" name="Picture"/>
+            <wp:docPr descr="액션 아이템 팝업" title="" id="66" name="Picture"/>
             <a:graphic>
               <a:graphicData uri="http://schemas.openxmlformats.org/drawingml/2006/picture">
                 <pic:pic>
                   <pic:nvPicPr>
-                    <pic:cNvPr descr="reports/assets/2026-08-26_예상구현_VZ-D-03_액션아이템_팝업_Go1.png" id="66" name="Picture"/>
+                    <pic:cNvPr descr="reports/assets/2026-08-26_예상구현_VZ-D-03_액션아이템_팝업_Go1.png" id="67" name="Picture"/>
                     <pic:cNvPicPr>
                       <a:picLocks noChangeArrowheads="1" noChangeAspect="1"/>
                     </pic:cNvPicPr>
                   </pic:nvPicPr>
                   <pic:blipFill>
-                    <a:blip r:embed="rId64"/>
+                    <a:blip r:embed="rId65"/>
                     <a:stretch>
                       <a:fillRect/>
                     </a:stretch>
@@ -10469,7 +10938,7 @@
                   <pic:spPr bwMode="auto">
                     <a:xfrm>
                       <a:off x="0" y="0"/>
-                      <a:ext cx="6261100" cy="4147978"/>
+                      <a:ext cx="6261100" cy="4821047"/>
                     </a:xfrm>
                     <a:prstGeom prst="rect">
                       <a:avLst/>
@@ -10520,13 +10989,68 @@
         <w:t xml:space="preserve"> </w:t>
       </w:r>
       <w:r>
-        <w:t xml:space="preserve">보행 모드·선속도·요레이트·발 클리어런스가 그 자리에 온다. 이 표의 값만이 기종에 묶여 있고,</w:t>
-      </w:r>
-      <w:r>
-        <w:t xml:space="preserve"> </w:t>
-      </w:r>
-      <w:r>
-        <w:t xml:space="preserve">해석 규칙은</w:t>
+        <w:t xml:space="preserve">보행 모드·선속도·요레이트·발 클리어런스가 그 자리에 온다.</w:t>
+      </w:r>
+    </w:p>
+    <w:p>
+      <w:pPr>
+        <w:pStyle w:val="BodyText"/>
+      </w:pPr>
+      <w:r>
+        <w:rPr>
+          <w:bCs/>
+          <w:b/>
+        </w:rPr>
+        <w:t xml:space="preserve">로봇 상태 스트립</w:t>
+      </w:r>
+      <w:r>
+        <w:t xml:space="preserve">에서 배터리·네트워크(RSSI·지연)·IP·펌웨어·관절 온도·하트비트를 바로 조회한다.</w:t>
+      </w:r>
+      <w:r>
+        <w:t xml:space="preserve"> </w:t>
+      </w:r>
+      <w:r>
+        <w:t xml:space="preserve">디버깅에서</w:t>
+      </w:r>
+      <w:r>
+        <w:t xml:space="preserve"> </w:t>
+      </w:r>
+      <w:r>
+        <w:rPr>
+          <w:bCs/>
+          <w:b/>
+        </w:rPr>
+        <w:t xml:space="preserve">“</w:t>
+      </w:r>
+      <w:r>
+        <w:rPr>
+          <w:bCs/>
+          <w:b/>
+        </w:rPr>
+        <w:t xml:space="preserve">코드가 틀렸나 장비가 문제인가</w:t>
+      </w:r>
+      <w:r>
+        <w:rPr>
+          <w:bCs/>
+          <w:b/>
+        </w:rPr>
+        <w:t xml:space="preserve">”</w:t>
+      </w:r>
+      <w:r>
+        <w:rPr>
+          <w:bCs/>
+          <w:b/>
+        </w:rPr>
+        <w:t xml:space="preserve">를 가르는 첫 질문</w:t>
+      </w:r>
+      <w:r>
+        <w:t xml:space="preserve">이 여기서 끝나야 한다. 배터리 34%나</w:t>
+      </w:r>
+      <w:r>
+        <w:t xml:space="preserve"> </w:t>
+      </w:r>
+      <w:r>
+        <w:t xml:space="preserve">지연 180 ms를 모른 채 파라미터부터 고치면 헛짚는다. 이 스트립의 항목도</w:t>
       </w:r>
       <w:r>
         <w:t xml:space="preserve"> </w:t>
@@ -10538,20 +11062,23 @@
         <w:t xml:space="preserve">adapters/unitree_go1.json</w:t>
       </w:r>
       <w:r>
-        <w:t xml:space="preserve"> </w:t>
-      </w:r>
-      <w:r>
-        <w:t xml:space="preserve">하나에만 있다(§4-2). 오른쪽에 평가(Evaluation)와 TraceEvent가 붙는다.</w:t>
-      </w:r>
-    </w:p>
-    <w:bookmarkEnd w:id="67"/>
-    <w:bookmarkStart w:id="71" w:name="a-4.-진행-상태에-따른-노드-색상-전이"/>
+        <w:t xml:space="preserve">이</w:t>
+      </w:r>
+      <w:r>
+        <w:t xml:space="preserve"> </w:t>
+      </w:r>
+      <w:r>
+        <w:t xml:space="preserve">정의한 것이라, AMR로 배정을 바꾸면 그 기종의 항목이 온다 — 상위 두 계층은 바뀌지 않는다(§5-5).</w:t>
+      </w:r>
+    </w:p>
+    <w:bookmarkEnd w:id="68"/>
+    <w:bookmarkStart w:id="72" w:name="a-4.-시간-슬라이더-리플레이-a-2와-같은-화면"/>
     <w:p>
       <w:pPr>
         <w:pStyle w:val="Heading2"/>
       </w:pPr>
       <w:r>
-        <w:t xml:space="preserve">A-4. 진행 상태에 따른 노드 색상 전이</w:t>
+        <w:t xml:space="preserve">A-4. 시간 슬라이더 리플레이 — A-2와 같은 화면</w:t>
       </w:r>
     </w:p>
     <w:p>
@@ -10561,20 +11088,20 @@
       <w:r>
         <w:drawing>
           <wp:inline>
-            <wp:extent cx="6261100" cy="3647090"/>
+            <wp:extent cx="6261100" cy="3967972"/>
             <wp:effectExtent b="0" l="0" r="0" t="0"/>
-            <wp:docPr descr="진행 상태 색상 전이" title="" id="69" name="Picture"/>
+            <wp:docPr descr="시간 슬라이더 리플레이" title="" id="70" name="Picture"/>
             <a:graphic>
               <a:graphicData uri="http://schemas.openxmlformats.org/drawingml/2006/picture">
                 <pic:pic>
                   <pic:nvPicPr>
-                    <pic:cNvPr descr="reports/assets/2026-08-26_예상구현_VZ-D-04_진행상태_색상전이.png" id="70" name="Picture"/>
+                    <pic:cNvPr descr="reports/assets/2026-08-26_예상구현_VZ-D-04_시간슬라이더_리플레이.png" id="71" name="Picture"/>
                     <pic:cNvPicPr>
                       <a:picLocks noChangeArrowheads="1" noChangeAspect="1"/>
                     </pic:cNvPicPr>
                   </pic:nvPicPr>
                   <pic:blipFill>
-                    <a:blip r:embed="rId68"/>
+                    <a:blip r:embed="rId69"/>
                     <a:stretch>
                       <a:fillRect/>
                     </a:stretch>
@@ -10582,7 +11109,7 @@
                   <pic:spPr bwMode="auto">
                     <a:xfrm>
                       <a:off x="0" y="0"/>
-                      <a:ext cx="6261100" cy="3647090"/>
+                      <a:ext cx="6261100" cy="3967972"/>
                     </a:xfrm>
                     <a:prstGeom prst="rect">
                       <a:avLst/>
@@ -10606,7 +11133,7 @@
         <w:pStyle w:val="ImageCaption"/>
       </w:pPr>
       <w:r>
-        <w:t xml:space="preserve">진행 상태 색상 전이</w:t>
+        <w:t xml:space="preserve">시간 슬라이더 리플레이</w:t>
       </w:r>
     </w:p>
     <w:p>
@@ -10614,13 +11141,138 @@
         <w:pStyle w:val="BodyText"/>
       </w:pPr>
       <w:r>
-        <w:t xml:space="preserve">같은 그래프가 시간에 따라 어떻게 물드는지를 세 시점으로 보인 것이다. §4-6의 8상태가 모두 등장하며,</w:t>
-      </w:r>
-      <w:r>
-        <w:t xml:space="preserve"> </w:t>
-      </w:r>
-      <w:r>
-        <w:t xml:space="preserve">특히</w:t>
+        <w:rPr>
+          <w:bCs/>
+          <w:b/>
+        </w:rPr>
+        <w:t xml:space="preserve">별도 화면이 아니다.</w:t>
+      </w:r>
+      <w:r>
+        <w:t xml:space="preserve"> </w:t>
+      </w:r>
+      <w:r>
+        <w:t xml:space="preserve">노드 카드·색·배치가 A-2와 동일한</w:t>
+      </w:r>
+      <w:r>
+        <w:t xml:space="preserve"> </w:t>
+      </w:r>
+      <w:r>
+        <w:rPr>
+          <w:bCs/>
+          <w:b/>
+        </w:rPr>
+        <w:t xml:space="preserve">같은 화면의 재생 모드</w:t>
+      </w:r>
+      <w:r>
+        <w:t xml:space="preserve">이고, 슬라이더를 끌면</w:t>
+      </w:r>
+      <w:r>
+        <w:t xml:space="preserve"> </w:t>
+      </w:r>
+      <w:r>
+        <w:t xml:space="preserve">그래프가 그 자리에서 다시 칠해진다.</w:t>
+      </w:r>
+    </w:p>
+    <w:p>
+      <w:pPr>
+        <w:numPr>
+          <w:ilvl w:val="0"/>
+          <w:numId w:val="1013"/>
+        </w:numPr>
+        <w:pStyle w:val="Compact"/>
+      </w:pPr>
+      <w:r>
+        <w:t xml:space="preserve">왼쪽</w:t>
+      </w:r>
+      <w:r>
+        <w:t xml:space="preserve"> </w:t>
+      </w:r>
+      <w:r>
+        <w:rPr>
+          <w:bCs/>
+          <w:b/>
+        </w:rPr>
+        <w:t xml:space="preserve">임무 이력</w:t>
+      </w:r>
+      <w:r>
+        <w:t xml:space="preserve">에서 지난 임무를 골라 되감는다(A-0).</w:t>
+      </w:r>
+    </w:p>
+    <w:p>
+      <w:pPr>
+        <w:numPr>
+          <w:ilvl w:val="0"/>
+          <w:numId w:val="1013"/>
+        </w:numPr>
+        <w:pStyle w:val="Compact"/>
+      </w:pPr>
+      <w:r>
+        <w:t xml:space="preserve">슬라이더 위의 노란·빨간 눈금이 재실행·실패 시점이라</w:t>
+      </w:r>
+      <w:r>
+        <w:t xml:space="preserve"> </w:t>
+      </w:r>
+      <w:r>
+        <w:rPr>
+          <w:bCs/>
+          <w:b/>
+        </w:rPr>
+        <w:t xml:space="preserve">사건이 있는 지점으로 바로 점프</w:t>
+      </w:r>
+      <w:r>
+        <w:t xml:space="preserve">할 수 있다.</w:t>
+      </w:r>
+      <w:r>
+        <w:t xml:space="preserve"> </w:t>
+      </w:r>
+      <w:r>
+        <w:t xml:space="preserve">지금은 T+00:41 — T-33이 재실행(attempt 2)되던 시점이다.</w:t>
+      </w:r>
+    </w:p>
+    <w:p>
+      <w:pPr>
+        <w:numPr>
+          <w:ilvl w:val="0"/>
+          <w:numId w:val="1013"/>
+        </w:numPr>
+        <w:pStyle w:val="Compact"/>
+      </w:pPr>
+      <w:r>
+        <w:t xml:space="preserve">정지 그림 한 장으로</w:t>
+      </w:r>
+      <w:r>
+        <w:t xml:space="preserve"> </w:t>
+      </w:r>
+      <w:r>
+        <w:t xml:space="preserve">“</w:t>
+      </w:r>
+      <w:r>
+        <w:t xml:space="preserve">변한다</w:t>
+      </w:r>
+      <w:r>
+        <w:t xml:space="preserve">”</w:t>
+      </w:r>
+      <w:r>
+        <w:t xml:space="preserve">를 보이기 어려워 아래에</w:t>
+      </w:r>
+      <w:r>
+        <w:t xml:space="preserve"> </w:t>
+      </w:r>
+      <w:r>
+        <w:rPr>
+          <w:bCs/>
+          <w:b/>
+        </w:rPr>
+        <w:t xml:space="preserve">상태 타임라인</w:t>
+      </w:r>
+      <w:r>
+        <w:t xml:space="preserve">을 뒀다. 그래프는 현재 시점을,</w:t>
+      </w:r>
+      <w:r>
+        <w:t xml:space="preserve"> </w:t>
+      </w:r>
+      <w:r>
+        <w:t xml:space="preserve">타임라인은 전 구간의 변화를 보여준다. 이 띠는 §5-1 축소율을 계산할 때 쓰는</w:t>
       </w:r>
       <w:r>
         <w:t xml:space="preserve"> </w:t>
@@ -10629,6 +11281,33 @@
         <w:rPr>
           <w:rStyle w:val="VerbatimChar"/>
         </w:rPr>
+        <w:t xml:space="preserve">TraceEvent</w:t>
+      </w:r>
+      <w:r>
+        <w:t xml:space="preserve"> </w:t>
+      </w:r>
+      <w:r>
+        <w:t xml:space="preserve">열 그 자체다.</w:t>
+      </w:r>
+    </w:p>
+    <w:p>
+      <w:pPr>
+        <w:numPr>
+          <w:ilvl w:val="0"/>
+          <w:numId w:val="1013"/>
+        </w:numPr>
+        <w:pStyle w:val="Compact"/>
+      </w:pPr>
+      <w:r>
+        <w:t xml:space="preserve">§4-6의 8상태가 모두 나타난다. 특히</w:t>
+      </w:r>
+      <w:r>
+        <w:t xml:space="preserve"> </w:t>
+      </w:r>
+      <w:r>
+        <w:rPr>
+          <w:rStyle w:val="VerbatimChar"/>
+        </w:rPr>
         <w:t xml:space="preserve">건너뜀</w:t>
       </w:r>
       <w:r>
@@ -10644,17 +11323,11 @@
         <w:t xml:space="preserve">미수행</w:t>
       </w:r>
       <w:r>
-        <w:t xml:space="preserve">(선행 실패)이 구분된다. 색만으로는 8개를 구분할 수 없어 테두리 형태·아이콘·</w:t>
-      </w:r>
-      <w:r>
-        <w:t xml:space="preserve"> </w:t>
-      </w:r>
-      <w:r>
-        <w:t xml:space="preserve">재실행 회차 배지를 함께 쓴다 — 최종 부호 체계는 §8-2에서 확정한다.</w:t>
-      </w:r>
-    </w:p>
-    <w:bookmarkEnd w:id="71"/>
-    <w:bookmarkStart w:id="75" w:name="a-5.-실패한-태스크를-팝업에서-수정하고-재실행"/>
+        <w:t xml:space="preserve">(선행 실패)이 구분된다.</w:t>
+      </w:r>
+    </w:p>
+    <w:bookmarkEnd w:id="72"/>
+    <w:bookmarkStart w:id="76" w:name="a-5.-실패한-태스크를-팝업에서-수정하고-재실행"/>
     <w:p>
       <w:pPr>
         <w:pStyle w:val="Heading2"/>
@@ -10670,20 +11343,20 @@
       <w:r>
         <w:drawing>
           <wp:inline>
-            <wp:extent cx="6261100" cy="4261461"/>
+            <wp:extent cx="6261100" cy="4609734"/>
             <wp:effectExtent b="0" l="0" r="0" t="0"/>
-            <wp:docPr descr="실패 태스크 수정" title="" id="73" name="Picture"/>
+            <wp:docPr descr="실패 태스크 수정" title="" id="74" name="Picture"/>
             <a:graphic>
               <a:graphicData uri="http://schemas.openxmlformats.org/drawingml/2006/picture">
                 <pic:pic>
                   <pic:nvPicPr>
-                    <pic:cNvPr descr="reports/assets/2026-08-26_예상구현_VZ-D-05_실패태스크_수정재실행.png" id="74" name="Picture"/>
+                    <pic:cNvPr descr="reports/assets/2026-08-26_예상구현_VZ-D-05_실패태스크_수정재실행.png" id="75" name="Picture"/>
                     <pic:cNvPicPr>
                       <a:picLocks noChangeArrowheads="1" noChangeAspect="1"/>
                     </pic:cNvPicPr>
                   </pic:nvPicPr>
                   <pic:blipFill>
-                    <a:blip r:embed="rId72"/>
+                    <a:blip r:embed="rId73"/>
                     <a:stretch>
                       <a:fillRect/>
                     </a:stretch>
@@ -10691,7 +11364,7 @@
                   <pic:spPr bwMode="auto">
                     <a:xfrm>
                       <a:off x="0" y="0"/>
-                      <a:ext cx="6261100" cy="4261461"/>
+                      <a:ext cx="6261100" cy="4609734"/>
                     </a:xfrm>
                     <a:prstGeom prst="rect">
                       <a:avLst/>
@@ -10773,45 +11446,203 @@
       <w:r>
         <w:t xml:space="preserve">로 누적된다.</w:t>
       </w:r>
-      <w:r>
-        <w:t xml:space="preserve"> </w:t>
-      </w:r>
-      <w:r>
+    </w:p>
+    <w:p>
+      <w:pPr>
+        <w:pStyle w:val="BodyText"/>
+      </w:pPr>
+      <w:r>
+        <w:t xml:space="preserve">실패 사유에</w:t>
+      </w:r>
+      <w:r>
+        <w:t xml:space="preserve"> </w:t>
+      </w:r>
+      <w:r>
+        <w:rPr>
+          <w:bCs/>
+          <w:b/>
+        </w:rPr>
         <w:t xml:space="preserve">“</w:t>
       </w:r>
       <w:r>
+        <w:rPr>
+          <w:bCs/>
+          <w:b/>
+        </w:rPr>
+        <w:t xml:space="preserve">로봇 상태는 정상이었다</w:t>
+      </w:r>
+      <w:r>
+        <w:rPr>
+          <w:bCs/>
+          <w:b/>
+        </w:rPr>
+        <w:t xml:space="preserve">”</w:t>
+      </w:r>
+      <w:r>
+        <w:t xml:space="preserve">(배터리 71%, 지연 19 ms)를 함께 적었다. A-3의 상태 조회가</w:t>
+      </w:r>
+      <w:r>
+        <w:t xml:space="preserve"> </w:t>
+      </w:r>
+      <w:r>
+        <w:t xml:space="preserve">있어야</w:t>
+      </w:r>
+      <w:r>
+        <w:t xml:space="preserve"> </w:t>
+      </w:r>
+      <w:r>
+        <w:rPr>
+          <w:bCs/>
+          <w:b/>
+        </w:rPr>
+        <w:t xml:space="preserve">장비 탓이 아니라 파라미터 탓</w:t>
+      </w:r>
+      <w:r>
+        <w:t xml:space="preserve">이라고 단정할 수 있고, 그래야 파라미터를 고치는 것이 옳은 조치가 된다.</w:t>
+      </w:r>
+    </w:p>
+    <w:p>
+      <w:pPr>
+        <w:pStyle w:val="BodyText"/>
+      </w:pPr>
+      <w:r>
+        <w:t xml:space="preserve">“</w:t>
+      </w:r>
+      <w:r>
         <w:t xml:space="preserve">반사실 재실행으로 먼저 확인</w:t>
       </w:r>
       <w:r>
         <w:t xml:space="preserve">”</w:t>
       </w:r>
       <w:r>
-        <w:t xml:space="preserve">은 실제 로봇을 움직이지 않고 저장된 트레이스 위에서 돌려보는 F-B(§7)다.</w:t>
-      </w:r>
-    </w:p>
-    <w:p>
-      <w:pPr>
-        <w:pStyle w:val="BodyText"/>
-      </w:pPr>
-      <w:r>
-        <w:rPr>
-          <w:bCs/>
-          <w:b/>
-        </w:rPr>
-        <w:t xml:space="preserve">이 부록에 대해 확인이 필요한 것</w:t>
-      </w:r>
-      <w:r>
-        <w:t xml:space="preserve">: 화면 구성이 교수님이 생각한 방향과 맞는가, A-4의 상태 부호가</w:t>
-      </w:r>
-      <w:r>
-        <w:t xml:space="preserve"> </w:t>
-      </w:r>
-      <w:r>
-        <w:t xml:space="preserve">과한가 부족한가, A-5의 수정·재실행 범위를 어디까지 열어둘 것인가.</w:t>
-      </w:r>
-    </w:p>
-    <w:bookmarkEnd w:id="75"/>
+        <w:t xml:space="preserve">은 실제 로봇을 움직이지 않고 저장된 트레이스 위에서</w:t>
+      </w:r>
+      <w:r>
+        <w:t xml:space="preserve"> </w:t>
+      </w:r>
+      <w:r>
+        <w:rPr>
+          <w:bCs/>
+          <w:b/>
+        </w:rPr>
+        <w:t xml:space="preserve">이 값이었다면 어디까지</w:t>
+      </w:r>
+      <w:r>
+        <w:rPr>
+          <w:bCs/>
+          <w:b/>
+        </w:rPr>
+        <w:t xml:space="preserve"> </w:t>
+      </w:r>
+      <w:r>
+        <w:rPr>
+          <w:bCs/>
+          <w:b/>
+        </w:rPr>
+        <w:t xml:space="preserve">갔을지</w:t>
+      </w:r>
+      <w:r>
+        <w:t xml:space="preserve">를 돌려보는 F-B(§7)다.</w:t>
+      </w:r>
+    </w:p>
     <w:bookmarkEnd w:id="76"/>
+    <w:bookmarkStart w:id="77" w:name="a-6.-이-부록에-대해-확인이-필요한-것"/>
+    <w:p>
+      <w:pPr>
+        <w:pStyle w:val="Heading2"/>
+      </w:pPr>
+      <w:r>
+        <w:t xml:space="preserve">A-6. 이 부록에 대해 확인이 필요한 것</w:t>
+      </w:r>
+    </w:p>
+    <w:p>
+      <w:pPr>
+        <w:numPr>
+          <w:ilvl w:val="0"/>
+          <w:numId w:val="1014"/>
+        </w:numPr>
+        <w:pStyle w:val="Compact"/>
+      </w:pPr>
+      <w:r>
+        <w:t xml:space="preserve">화면 구성이 교수님이 생각한 방향과 맞는가.</w:t>
+      </w:r>
+    </w:p>
+    <w:p>
+      <w:pPr>
+        <w:numPr>
+          <w:ilvl w:val="0"/>
+          <w:numId w:val="1014"/>
+        </w:numPr>
+        <w:pStyle w:val="Compact"/>
+      </w:pPr>
+      <w:r>
+        <w:t xml:space="preserve">A-1의</w:t>
+      </w:r>
+      <w:r>
+        <w:t xml:space="preserve"> </w:t>
+      </w:r>
+      <w:r>
+        <w:rPr>
+          <w:bCs/>
+          <w:b/>
+        </w:rPr>
+        <w:t xml:space="preserve">하드웨어 드래그 배정</w:t>
+      </w:r>
+      <w:r>
+        <w:t xml:space="preserve">을 마일스톤 단위로 두는 것이 맞는가, 태스크 단위까지 내려가야 하는가.</w:t>
+      </w:r>
+    </w:p>
+    <w:p>
+      <w:pPr>
+        <w:numPr>
+          <w:ilvl w:val="0"/>
+          <w:numId w:val="1014"/>
+        </w:numPr>
+        <w:pStyle w:val="Compact"/>
+      </w:pPr>
+      <w:r>
+        <w:t xml:space="preserve">A-2의</w:t>
+      </w:r>
+      <w:r>
+        <w:t xml:space="preserve"> </w:t>
+      </w:r>
+      <w:r>
+        <w:rPr>
+          <w:bCs/>
+          <w:b/>
+        </w:rPr>
+        <w:t xml:space="preserve">사전 관측</w:t>
+      </w:r>
+      <w:r>
+        <w:t xml:space="preserve">(오프라인 하드웨어 경고)을 논문 기여로 넣을 것인가, 부수 기능으로 둘 것인가.</w:t>
+      </w:r>
+    </w:p>
+    <w:p>
+      <w:pPr>
+        <w:numPr>
+          <w:ilvl w:val="0"/>
+          <w:numId w:val="1014"/>
+        </w:numPr>
+        <w:pStyle w:val="Compact"/>
+      </w:pPr>
+      <w:r>
+        <w:t xml:space="preserve">A-4의 상태 부호가 과한가 부족한가 — 최종 부호 체계는 §8-2 디자인 트랙에서 확정한다.</w:t>
+      </w:r>
+    </w:p>
+    <w:p>
+      <w:pPr>
+        <w:numPr>
+          <w:ilvl w:val="0"/>
+          <w:numId w:val="1014"/>
+        </w:numPr>
+        <w:pStyle w:val="Compact"/>
+      </w:pPr>
+      <w:r>
+        <w:t xml:space="preserve">A-5의 수정·재실행 범위를 어디까지 열어둘 것인가.</w:t>
+      </w:r>
+    </w:p>
+    <w:bookmarkEnd w:id="77"/>
+    <w:bookmarkEnd w:id="78"/>
     <w:sectPr>
       <w:pgSz w:h="16838" w:w="11906"/>
       <w:pgMar w:bottom="1134" w:footer="709" w:gutter="0" w:header="709" w:left="1021" w:right="1021" w:top="1134"/>
@@ -11360,6 +12191,18 @@
     </w:lvlOverride>
   </w:num>
   <w:num w:numId="1010">
+    <w:abstractNumId w:val="991"/>
+  </w:num>
+  <w:num w:numId="1011">
+    <w:abstractNumId w:val="991"/>
+  </w:num>
+  <w:num w:numId="1012">
+    <w:abstractNumId w:val="991"/>
+  </w:num>
+  <w:num w:numId="1013">
+    <w:abstractNumId w:val="991"/>
+  </w:num>
+  <w:num w:numId="1014">
     <w:abstractNumId w:val="991"/>
   </w:num>
 </w:numbering>
